--- a/00-首页/题组Word/第一轮习题集/化学原理/化学平衡习题集-学生版.docx
+++ b/00-首页/题组Word/第一轮习题集/化学原理/化学平衡习题集-学生版.docx
@@ -6514,15 +6514,28 @@
         <w:rPr>
           <w:rFonts w:ascii="Times New Roman" w:hAnsi="Times New Roman" w:eastAsia="Times New Roman" w:cs="Times New Roman"/>
         </w:rPr>
-        <w:t xml:space="preserve"> T</w:t>
-      </w:r>
-      <w:r>
-        <w:rPr>
-          <w:rFonts w:ascii="Times New Roman" w:hAnsi="Times New Roman" w:eastAsia="Times New Roman" w:cs="Times New Roman"/>
-          <w:vertAlign w:val="superscript"/>
-        </w:rPr>
-        <w:t>-1</w:t>
-      </w:r>
+        <w:t xml:space="preserve"> </w:t>
+      </w:r>
+      <m:oMath>
+        <m:sSup>
+          <m:e>
+            <m:r>
+              <m:t>T</m:t>
+            </m:r>
+          </m:e>
+          <m:sup>
+            <m:r>
+              <m:rPr>
+                <m:sty m:val="p"/>
+              </m:rPr>
+              <m:t>−</m:t>
+            </m:r>
+            <m:r>
+              <m:t>1</m:t>
+            </m:r>
+          </m:sup>
+        </m:sSup>
+      </m:oMath>
       <w:r>
         <w:rPr>
           <w:rFonts w:ascii="Times New Roman" w:hAnsi="Times New Roman" w:eastAsia="Times New Roman" w:cs="Times New Roman"/>
@@ -31591,15 +31604,22 @@
         <w:rPr>
           <w:rFonts w:ascii="Times New Roman" w:hAnsi="Times New Roman" w:eastAsia="Times New Roman" w:cs="Times New Roman"/>
         </w:rPr>
-        <w:t xml:space="preserve"> K</w:t>
-      </w:r>
-      <w:r>
-        <w:rPr>
-          <w:rFonts w:ascii="Times New Roman" w:hAnsi="Times New Roman" w:eastAsia="Times New Roman" w:cs="Times New Roman"/>
-          <w:vertAlign w:val="subscript"/>
-        </w:rPr>
-        <w:t>1</w:t>
-      </w:r>
+        <w:t xml:space="preserve"> </w:t>
+      </w:r>
+      <m:oMath>
+        <m:sSub>
+          <m:e>
+            <m:r>
+              <m:t>K</m:t>
+            </m:r>
+          </m:e>
+          <m:sub>
+            <m:r>
+              <m:t>1</m:t>
+            </m:r>
+          </m:sub>
+        </m:sSub>
+      </m:oMath>
       <w:r>
         <w:rPr>
           <w:rFonts w:ascii="Times New Roman" w:hAnsi="Times New Roman" w:eastAsia="Times New Roman" w:cs="Times New Roman"/>
@@ -39914,7 +39934,7 @@
     <ns0:name ns0:val="Verbatim Char"/>
     <ns0:basedOn ns0:val="BodyTextChar"/>
     <ns0:rPr>
-      <ns0:rFonts ns0:ascii="Times New Roman" ns0:cs="Times New Roman" ns0:eastAsia="FangSong" ns0:hAnsi="Times New Roman"/>
+      <ns0:rFonts ns0:ascii="SimSun" ns0:cs="SimSun" ns0:eastAsia="SimSun" ns0:hAnsi="SimSun"/>
       <ns0:b ns0:val="0"/>
       <ns0:sz ns0:val="20"/>
     </ns0:rPr>
@@ -39968,7 +39988,7 @@
       <w:wordWrap w:val="off"/>
     </w:pPr>
     <ns0:rPr>
-      <w:rFonts ns0:ascii="Times New Roman" ns0:hAnsi="Times New Roman" ns0:eastAsia="FangSong" ns0:cs="Times New Roman"/>
+      <w:rFonts ns0:ascii="SimSun" ns0:hAnsi="SimSun" ns0:eastAsia="SimSun" ns0:cs="SimSun"/>
     </ns0:rPr>
   </w:style>
   <w:style w:type="character" w:customStyle="1" w:styleId="KeywordTok">

--- a/00-首页/题组Word/第一轮习题集/化学原理/化学平衡习题集-学生版.docx
+++ b/00-首页/题组Word/第一轮习题集/化学原理/化学平衡习题集-学生版.docx
@@ -1781,6 +1781,21 @@
     </w:p>
     <w:p>
       <w:pPr>
+        <w:spacing w:before="0" w:after="0"/>
+      </w:pPr>
+    </w:p>
+    <w:p>
+      <w:pPr>
+        <w:spacing w:before="0" w:after="0"/>
+      </w:pPr>
+    </w:p>
+    <w:p>
+      <w:pPr>
+        <w:spacing w:before="0" w:after="0"/>
+      </w:pPr>
+    </w:p>
+    <w:p>
+      <w:pPr>
         <w:spacing w:before="160" w:after="80"/>
       </w:pPr>
       <w:r>
@@ -2432,6 +2447,21 @@
         </w:rPr>
         <w:t>。</w:t>
       </w:r>
+    </w:p>
+    <w:p>
+      <w:pPr>
+        <w:spacing w:before="0" w:after="0"/>
+      </w:pPr>
+    </w:p>
+    <w:p>
+      <w:pPr>
+        <w:spacing w:before="0" w:after="0"/>
+      </w:pPr>
+    </w:p>
+    <w:p>
+      <w:pPr>
+        <w:spacing w:before="0" w:after="0"/>
+      </w:pPr>
     </w:p>
     <w:p>
       <w:pPr>
@@ -3473,6 +3503,21 @@
     </w:p>
     <w:p>
       <w:pPr>
+        <w:spacing w:before="0" w:after="0"/>
+      </w:pPr>
+    </w:p>
+    <w:p>
+      <w:pPr>
+        <w:spacing w:before="0" w:after="0"/>
+      </w:pPr>
+    </w:p>
+    <w:p>
+      <w:pPr>
+        <w:spacing w:before="0" w:after="0"/>
+      </w:pPr>
+    </w:p>
+    <w:p>
+      <w:pPr>
         <w:spacing w:before="160" w:after="80"/>
       </w:pPr>
       <w:r>
@@ -4398,6 +4443,21 @@
         </w:rPr>
         <w:t xml:space="preserve">）。</w:t>
       </w:r>
+    </w:p>
+    <w:p>
+      <w:pPr>
+        <w:spacing w:before="0" w:after="0"/>
+      </w:pPr>
+    </w:p>
+    <w:p>
+      <w:pPr>
+        <w:spacing w:before="0" w:after="0"/>
+      </w:pPr>
+    </w:p>
+    <w:p>
+      <w:pPr>
+        <w:spacing w:before="0" w:after="0"/>
+      </w:pPr>
     </w:p>
     <w:p>
       <w:pPr>
@@ -5090,6 +5150,31 @@
     </w:p>
     <w:p>
       <w:pPr>
+        <w:spacing w:before="0" w:after="0"/>
+      </w:pPr>
+    </w:p>
+    <w:p>
+      <w:pPr>
+        <w:spacing w:before="0" w:after="0"/>
+      </w:pPr>
+    </w:p>
+    <w:p>
+      <w:pPr>
+        <w:spacing w:before="0" w:after="0"/>
+      </w:pPr>
+    </w:p>
+    <w:p>
+      <w:pPr>
+        <w:spacing w:before="0" w:after="0"/>
+      </w:pPr>
+    </w:p>
+    <w:p>
+      <w:pPr>
+        <w:spacing w:before="0" w:after="0"/>
+      </w:pPr>
+    </w:p>
+    <w:p>
+      <w:pPr>
         <w:spacing w:before="160" w:after="80"/>
       </w:pPr>
       <w:r>
@@ -5432,6 +5517,21 @@
         </w:rPr>
         <w:t>？</w:t>
       </w:r>
+    </w:p>
+    <w:p>
+      <w:pPr>
+        <w:spacing w:before="0" w:after="0"/>
+      </w:pPr>
+    </w:p>
+    <w:p>
+      <w:pPr>
+        <w:spacing w:before="0" w:after="0"/>
+      </w:pPr>
+    </w:p>
+    <w:p>
+      <w:pPr>
+        <w:spacing w:before="0" w:after="0"/>
+      </w:pPr>
     </w:p>
     <w:p>
       <w:pPr>
@@ -6211,6 +6311,31 @@
     </w:tbl>
     <w:p>
       <w:pPr>
+        <w:spacing w:before="0" w:after="0"/>
+      </w:pPr>
+    </w:p>
+    <w:p>
+      <w:pPr>
+        <w:spacing w:before="0" w:after="0"/>
+      </w:pPr>
+    </w:p>
+    <w:p>
+      <w:pPr>
+        <w:spacing w:before="0" w:after="0"/>
+      </w:pPr>
+    </w:p>
+    <w:p>
+      <w:pPr>
+        <w:spacing w:before="0" w:after="0"/>
+      </w:pPr>
+    </w:p>
+    <w:p>
+      <w:pPr>
+        <w:spacing w:before="0" w:after="0"/>
+      </w:pPr>
+    </w:p>
+    <w:p>
+      <w:pPr>
         <w:spacing w:before="160" w:after="80"/>
       </w:pPr>
       <w:r>
@@ -6799,6 +6924,21 @@
     </w:tbl>
     <w:p>
       <w:pPr>
+        <w:spacing w:before="0" w:after="0"/>
+      </w:pPr>
+    </w:p>
+    <w:p>
+      <w:pPr>
+        <w:spacing w:before="0" w:after="0"/>
+      </w:pPr>
+    </w:p>
+    <w:p>
+      <w:pPr>
+        <w:spacing w:before="0" w:after="0"/>
+      </w:pPr>
+    </w:p>
+    <w:p>
+      <w:pPr>
         <w:spacing w:before="160" w:after="80"/>
       </w:pPr>
       <w:r>
@@ -7727,6 +7867,21 @@
         </w:rPr>
         <w:t xml:space="preserve">​</w:t>
       </w:r>
+    </w:p>
+    <w:p>
+      <w:pPr>
+        <w:spacing w:before="0" w:after="0"/>
+      </w:pPr>
+    </w:p>
+    <w:p>
+      <w:pPr>
+        <w:spacing w:before="0" w:after="0"/>
+      </w:pPr>
+    </w:p>
+    <w:p>
+      <w:pPr>
+        <w:spacing w:before="0" w:after="0"/>
+      </w:pPr>
     </w:p>
     <w:p>
       <w:pPr>
@@ -8591,6 +8746,21 @@
     </w:p>
     <w:p>
       <w:pPr>
+        <w:spacing w:before="0" w:after="0"/>
+      </w:pPr>
+    </w:p>
+    <w:p>
+      <w:pPr>
+        <w:spacing w:before="0" w:after="0"/>
+      </w:pPr>
+    </w:p>
+    <w:p>
+      <w:pPr>
+        <w:spacing w:before="0" w:after="0"/>
+      </w:pPr>
+    </w:p>
+    <w:p>
+      <w:pPr>
         <w:spacing w:before="160" w:after="80"/>
       </w:pPr>
       <w:r>
@@ -9277,6 +9447,31 @@
     </w:p>
     <w:p>
       <w:pPr>
+        <w:spacing w:before="0" w:after="0"/>
+      </w:pPr>
+    </w:p>
+    <w:p>
+      <w:pPr>
+        <w:spacing w:before="0" w:after="0"/>
+      </w:pPr>
+    </w:p>
+    <w:p>
+      <w:pPr>
+        <w:spacing w:before="0" w:after="0"/>
+      </w:pPr>
+    </w:p>
+    <w:p>
+      <w:pPr>
+        <w:spacing w:before="0" w:after="0"/>
+      </w:pPr>
+    </w:p>
+    <w:p>
+      <w:pPr>
+        <w:spacing w:before="0" w:after="0"/>
+      </w:pPr>
+    </w:p>
+    <w:p>
+      <w:pPr>
         <w:spacing w:before="160" w:after="80"/>
       </w:pPr>
       <w:r>
@@ -9851,6 +10046,31 @@
         </w:rPr>
         <w:t xml:space="preserve">​</w:t>
       </w:r>
+    </w:p>
+    <w:p>
+      <w:pPr>
+        <w:spacing w:before="0" w:after="0"/>
+      </w:pPr>
+    </w:p>
+    <w:p>
+      <w:pPr>
+        <w:spacing w:before="0" w:after="0"/>
+      </w:pPr>
+    </w:p>
+    <w:p>
+      <w:pPr>
+        <w:spacing w:before="0" w:after="0"/>
+      </w:pPr>
+    </w:p>
+    <w:p>
+      <w:pPr>
+        <w:spacing w:before="0" w:after="0"/>
+      </w:pPr>
+    </w:p>
+    <w:p>
+      <w:pPr>
+        <w:spacing w:before="0" w:after="0"/>
+      </w:pPr>
     </w:p>
     <w:p>
       <w:pPr>
@@ -10323,6 +10543,21 @@
     </w:p>
     <w:p>
       <w:pPr>
+        <w:spacing w:before="0" w:after="0"/>
+      </w:pPr>
+    </w:p>
+    <w:p>
+      <w:pPr>
+        <w:spacing w:before="0" w:after="0"/>
+      </w:pPr>
+    </w:p>
+    <w:p>
+      <w:pPr>
+        <w:spacing w:before="0" w:after="0"/>
+      </w:pPr>
+    </w:p>
+    <w:p>
+      <w:pPr>
         <w:spacing w:before="160" w:after="80"/>
       </w:pPr>
       <w:r>
@@ -10933,6 +11168,21 @@
     </w:p>
     <w:p>
       <w:pPr>
+        <w:spacing w:before="0" w:after="0"/>
+      </w:pPr>
+    </w:p>
+    <w:p>
+      <w:pPr>
+        <w:spacing w:before="0" w:after="0"/>
+      </w:pPr>
+    </w:p>
+    <w:p>
+      <w:pPr>
+        <w:spacing w:before="0" w:after="0"/>
+      </w:pPr>
+    </w:p>
+    <w:p>
+      <w:pPr>
         <w:spacing w:before="160" w:after="80"/>
       </w:pPr>
       <w:r>
@@ -11450,6 +11700,21 @@
     </w:p>
     <w:p>
       <w:pPr>
+        <w:spacing w:before="0" w:after="0"/>
+      </w:pPr>
+    </w:p>
+    <w:p>
+      <w:pPr>
+        <w:spacing w:before="0" w:after="0"/>
+      </w:pPr>
+    </w:p>
+    <w:p>
+      <w:pPr>
+        <w:spacing w:before="0" w:after="0"/>
+      </w:pPr>
+    </w:p>
+    <w:p>
+      <w:pPr>
         <w:spacing w:before="160" w:after="80"/>
       </w:pPr>
       <w:r>
@@ -12080,6 +12345,21 @@
         </w:rPr>
         <w:t>。</w:t>
       </w:r>
+    </w:p>
+    <w:p>
+      <w:pPr>
+        <w:spacing w:before="0" w:after="0"/>
+      </w:pPr>
+    </w:p>
+    <w:p>
+      <w:pPr>
+        <w:spacing w:before="0" w:after="0"/>
+      </w:pPr>
+    </w:p>
+    <w:p>
+      <w:pPr>
+        <w:spacing w:before="0" w:after="0"/>
+      </w:pPr>
     </w:p>
     <w:p>
       <w:pPr>
@@ -12963,6 +13243,21 @@
     </w:p>
     <w:p>
       <w:pPr>
+        <w:spacing w:before="0" w:after="0"/>
+      </w:pPr>
+    </w:p>
+    <w:p>
+      <w:pPr>
+        <w:spacing w:before="0" w:after="0"/>
+      </w:pPr>
+    </w:p>
+    <w:p>
+      <w:pPr>
+        <w:spacing w:before="0" w:after="0"/>
+      </w:pPr>
+    </w:p>
+    <w:p>
+      <w:pPr>
         <w:spacing w:before="160" w:after="80"/>
       </w:pPr>
       <w:r>
@@ -14109,6 +14404,31 @@
     </w:p>
     <w:p>
       <w:pPr>
+        <w:spacing w:before="0" w:after="0"/>
+      </w:pPr>
+    </w:p>
+    <w:p>
+      <w:pPr>
+        <w:spacing w:before="0" w:after="0"/>
+      </w:pPr>
+    </w:p>
+    <w:p>
+      <w:pPr>
+        <w:spacing w:before="0" w:after="0"/>
+      </w:pPr>
+    </w:p>
+    <w:p>
+      <w:pPr>
+        <w:spacing w:before="0" w:after="0"/>
+      </w:pPr>
+    </w:p>
+    <w:p>
+      <w:pPr>
+        <w:spacing w:before="0" w:after="0"/>
+      </w:pPr>
+    </w:p>
+    <w:p>
+      <w:pPr>
         <w:spacing w:before="160" w:after="80"/>
       </w:pPr>
       <w:r>
@@ -14283,7 +14603,7 @@
         </w:rPr>
         <w:drawing>
           <wp:inline>
-            <wp:extent cx="3240000" cy="2736129"/>
+            <wp:extent cx="3228281" cy="2736129"/>
             <wp:effectExtent b="0" l="0" r="0" t="0"/>
             <wp:docPr descr="" title="" id="30" name="Picture"/>
             <a:graphic>
@@ -14304,7 +14624,7 @@
                   <pic:spPr bwMode="auto">
                     <a:xfrm>
                       <a:off x="0" y="0"/>
-                      <a:ext cx="3240000" cy="2736129"/>
+                      <a:ext cx="3228281" cy="2736129"/>
                     </a:xfrm>
                     <a:prstGeom prst="rect">
                       <a:avLst/>
@@ -14784,6 +15104,31 @@
     </w:p>
     <w:p>
       <w:pPr>
+        <w:spacing w:before="0" w:after="0"/>
+      </w:pPr>
+    </w:p>
+    <w:p>
+      <w:pPr>
+        <w:spacing w:before="0" w:after="0"/>
+      </w:pPr>
+    </w:p>
+    <w:p>
+      <w:pPr>
+        <w:spacing w:before="0" w:after="0"/>
+      </w:pPr>
+    </w:p>
+    <w:p>
+      <w:pPr>
+        <w:spacing w:before="0" w:after="0"/>
+      </w:pPr>
+    </w:p>
+    <w:p>
+      <w:pPr>
+        <w:spacing w:before="0" w:after="0"/>
+      </w:pPr>
+    </w:p>
+    <w:p>
+      <w:pPr>
         <w:spacing w:before="160" w:after="80"/>
       </w:pPr>
       <w:r>
@@ -14987,6 +15332,21 @@
         </w:rPr>
         <w:t xml:space="preserve">。</w:t>
       </w:r>
+    </w:p>
+    <w:p>
+      <w:pPr>
+        <w:spacing w:before="0" w:after="0"/>
+      </w:pPr>
+    </w:p>
+    <w:p>
+      <w:pPr>
+        <w:spacing w:before="0" w:after="0"/>
+      </w:pPr>
+    </w:p>
+    <w:p>
+      <w:pPr>
+        <w:spacing w:before="0" w:after="0"/>
+      </w:pPr>
     </w:p>
     <w:p>
       <w:pPr>
@@ -15338,6 +15698,21 @@
     </w:p>
     <w:p>
       <w:pPr>
+        <w:spacing w:before="0" w:after="0"/>
+      </w:pPr>
+    </w:p>
+    <w:p>
+      <w:pPr>
+        <w:spacing w:before="0" w:after="0"/>
+      </w:pPr>
+    </w:p>
+    <w:p>
+      <w:pPr>
+        <w:spacing w:before="0" w:after="0"/>
+      </w:pPr>
+    </w:p>
+    <w:p>
+      <w:pPr>
         <w:spacing w:before="160" w:after="80"/>
       </w:pPr>
       <w:r>
@@ -15704,6 +16079,21 @@
     </w:p>
     <w:p>
       <w:pPr>
+        <w:spacing w:before="0" w:after="0"/>
+      </w:pPr>
+    </w:p>
+    <w:p>
+      <w:pPr>
+        <w:spacing w:before="0" w:after="0"/>
+      </w:pPr>
+    </w:p>
+    <w:p>
+      <w:pPr>
+        <w:spacing w:before="0" w:after="0"/>
+      </w:pPr>
+    </w:p>
+    <w:p>
+      <w:pPr>
         <w:spacing w:before="160" w:after="80"/>
       </w:pPr>
       <w:r>
@@ -16135,6 +16525,21 @@
     </w:p>
     <w:p>
       <w:pPr>
+        <w:spacing w:before="0" w:after="0"/>
+      </w:pPr>
+    </w:p>
+    <w:p>
+      <w:pPr>
+        <w:spacing w:before="0" w:after="0"/>
+      </w:pPr>
+    </w:p>
+    <w:p>
+      <w:pPr>
+        <w:spacing w:before="0" w:after="0"/>
+      </w:pPr>
+    </w:p>
+    <w:p>
+      <w:pPr>
         <w:spacing w:before="160" w:after="80"/>
       </w:pPr>
       <w:r>
@@ -16649,6 +17054,21 @@
     </w:p>
     <w:p>
       <w:pPr>
+        <w:spacing w:before="0" w:after="0"/>
+      </w:pPr>
+    </w:p>
+    <w:p>
+      <w:pPr>
+        <w:spacing w:before="0" w:after="0"/>
+      </w:pPr>
+    </w:p>
+    <w:p>
+      <w:pPr>
+        <w:spacing w:before="0" w:after="0"/>
+      </w:pPr>
+    </w:p>
+    <w:p>
+      <w:pPr>
         <w:spacing w:before="160" w:after="80"/>
       </w:pPr>
       <w:r>
@@ -17206,6 +17626,31 @@
         </w:rPr>
         <w:t>）</w:t>
       </w:r>
+    </w:p>
+    <w:p>
+      <w:pPr>
+        <w:spacing w:before="0" w:after="0"/>
+      </w:pPr>
+    </w:p>
+    <w:p>
+      <w:pPr>
+        <w:spacing w:before="0" w:after="0"/>
+      </w:pPr>
+    </w:p>
+    <w:p>
+      <w:pPr>
+        <w:spacing w:before="0" w:after="0"/>
+      </w:pPr>
+    </w:p>
+    <w:p>
+      <w:pPr>
+        <w:spacing w:before="0" w:after="0"/>
+      </w:pPr>
+    </w:p>
+    <w:p>
+      <w:pPr>
+        <w:spacing w:before="0" w:after="0"/>
+      </w:pPr>
     </w:p>
     <w:p>
       <w:pPr>
@@ -17939,6 +18384,31 @@
     </w:p>
     <w:p>
       <w:pPr>
+        <w:spacing w:before="0" w:after="0"/>
+      </w:pPr>
+    </w:p>
+    <w:p>
+      <w:pPr>
+        <w:spacing w:before="0" w:after="0"/>
+      </w:pPr>
+    </w:p>
+    <w:p>
+      <w:pPr>
+        <w:spacing w:before="0" w:after="0"/>
+      </w:pPr>
+    </w:p>
+    <w:p>
+      <w:pPr>
+        <w:spacing w:before="0" w:after="0"/>
+      </w:pPr>
+    </w:p>
+    <w:p>
+      <w:pPr>
+        <w:spacing w:before="0" w:after="0"/>
+      </w:pPr>
+    </w:p>
+    <w:p>
+      <w:pPr>
         <w:spacing w:before="160" w:after="80"/>
       </w:pPr>
       <w:r>
@@ -18228,6 +18698,31 @@
     </w:p>
     <w:p>
       <w:pPr>
+        <w:spacing w:before="0" w:after="0"/>
+      </w:pPr>
+    </w:p>
+    <w:p>
+      <w:pPr>
+        <w:spacing w:before="0" w:after="0"/>
+      </w:pPr>
+    </w:p>
+    <w:p>
+      <w:pPr>
+        <w:spacing w:before="0" w:after="0"/>
+      </w:pPr>
+    </w:p>
+    <w:p>
+      <w:pPr>
+        <w:spacing w:before="0" w:after="0"/>
+      </w:pPr>
+    </w:p>
+    <w:p>
+      <w:pPr>
+        <w:spacing w:before="0" w:after="0"/>
+      </w:pPr>
+    </w:p>
+    <w:p>
+      <w:pPr>
         <w:spacing w:before="160" w:after="80"/>
       </w:pPr>
       <w:r>
@@ -18526,6 +19021,31 @@
         </w:rPr>
         <w:t xml:space="preserve">三者均有可能</w:t>
       </w:r>
+    </w:p>
+    <w:p>
+      <w:pPr>
+        <w:spacing w:before="0" w:after="0"/>
+      </w:pPr>
+    </w:p>
+    <w:p>
+      <w:pPr>
+        <w:spacing w:before="0" w:after="0"/>
+      </w:pPr>
+    </w:p>
+    <w:p>
+      <w:pPr>
+        <w:spacing w:before="0" w:after="0"/>
+      </w:pPr>
+    </w:p>
+    <w:p>
+      <w:pPr>
+        <w:spacing w:before="0" w:after="0"/>
+      </w:pPr>
+    </w:p>
+    <w:p>
+      <w:pPr>
+        <w:spacing w:before="0" w:after="0"/>
+      </w:pPr>
     </w:p>
     <w:p>
       <w:pPr>
@@ -19745,6 +20265,31 @@
     </w:p>
     <w:p>
       <w:pPr>
+        <w:spacing w:before="0" w:after="0"/>
+      </w:pPr>
+    </w:p>
+    <w:p>
+      <w:pPr>
+        <w:spacing w:before="0" w:after="0"/>
+      </w:pPr>
+    </w:p>
+    <w:p>
+      <w:pPr>
+        <w:spacing w:before="0" w:after="0"/>
+      </w:pPr>
+    </w:p>
+    <w:p>
+      <w:pPr>
+        <w:spacing w:before="0" w:after="0"/>
+      </w:pPr>
+    </w:p>
+    <w:p>
+      <w:pPr>
+        <w:spacing w:before="0" w:after="0"/>
+      </w:pPr>
+    </w:p>
+    <w:p>
+      <w:pPr>
         <w:spacing w:before="160" w:after="80"/>
       </w:pPr>
       <w:r>
@@ -19971,6 +20516,21 @@
         </w:rPr>
         <w:t>。</w:t>
       </w:r>
+    </w:p>
+    <w:p>
+      <w:pPr>
+        <w:spacing w:before="0" w:after="0"/>
+      </w:pPr>
+    </w:p>
+    <w:p>
+      <w:pPr>
+        <w:spacing w:before="0" w:after="0"/>
+      </w:pPr>
+    </w:p>
+    <w:p>
+      <w:pPr>
+        <w:spacing w:before="0" w:after="0"/>
+      </w:pPr>
     </w:p>
     <w:p>
       <w:pPr>
@@ -20467,7 +21027,7 @@
         </w:rPr>
         <w:drawing>
           <wp:inline>
-            <wp:extent cx="3240000" cy="2602096"/>
+            <wp:extent cx="3240000" cy="2601191"/>
             <wp:effectExtent b="0" l="0" r="0" t="0"/>
             <wp:docPr descr="" title="" id="46" name="Picture"/>
             <a:graphic>
@@ -20488,7 +21048,7 @@
                   <pic:spPr bwMode="auto">
                     <a:xfrm>
                       <a:off x="0" y="0"/>
-                      <a:ext cx="3240000" cy="2602096"/>
+                      <a:ext cx="3240000" cy="2601191"/>
                     </a:xfrm>
                     <a:prstGeom prst="rect">
                       <a:avLst/>
@@ -20509,6 +21069,31 @@
     </w:p>
     <w:p>
       <w:pPr>
+        <w:spacing w:before="0" w:after="0"/>
+      </w:pPr>
+    </w:p>
+    <w:p>
+      <w:pPr>
+        <w:spacing w:before="0" w:after="0"/>
+      </w:pPr>
+    </w:p>
+    <w:p>
+      <w:pPr>
+        <w:spacing w:before="0" w:after="0"/>
+      </w:pPr>
+    </w:p>
+    <w:p>
+      <w:pPr>
+        <w:spacing w:before="0" w:after="0"/>
+      </w:pPr>
+    </w:p>
+    <w:p>
+      <w:pPr>
+        <w:spacing w:before="0" w:after="0"/>
+      </w:pPr>
+    </w:p>
+    <w:p>
+      <w:pPr>
         <w:spacing w:before="160" w:after="80"/>
       </w:pPr>
       <w:r>
@@ -20922,6 +21507,8 @@
     <w:p>
       <w:pPr>
         <w:pStyle w:val="BodyText"/>
+        <w:ind w:left="480" w:hanging="480"/>
+        <w:spacing w:after="0"/>
       </w:pPr>
       <w:r>
         <w:rPr>
@@ -20939,7 +21526,20 @@
         <w:rPr>
           <w:rFonts w:ascii="Times New Roman" w:hAnsi="Times New Roman" w:eastAsia="Times New Roman" w:cs="Times New Roman"/>
         </w:rPr>
-        <w:t xml:space="preserve">　B. </w:t>
+        <w:t xml:space="preserve">　</w:t>
+      </w:r>
+    </w:p>
+    <w:p>
+      <w:pPr>
+        <w:pStyle w:val="BodyText"/>
+        <w:ind w:left="480" w:hanging="480"/>
+        <w:spacing w:before="0" w:after="0"/>
+      </w:pPr>
+      <w:r>
+        <w:rPr>
+          <w:rFonts w:ascii="Times New Roman" w:hAnsi="Times New Roman" w:eastAsia="Times New Roman" w:cs="Times New Roman"/>
+        </w:rPr>
+        <w:t xml:space="preserve">B. </w:t>
       </w:r>
       <w:r>
         <w:rPr>
@@ -20951,7 +21551,20 @@
         <w:rPr>
           <w:rFonts w:ascii="Times New Roman" w:hAnsi="Times New Roman" w:eastAsia="Times New Roman" w:cs="Times New Roman"/>
         </w:rPr>
-        <w:t xml:space="preserve">　C. </w:t>
+        <w:t xml:space="preserve">　</w:t>
+      </w:r>
+    </w:p>
+    <w:p>
+      <w:pPr>
+        <w:pStyle w:val="BodyText"/>
+        <w:ind w:left="480" w:hanging="480"/>
+        <w:spacing w:before="0" w:after="180"/>
+      </w:pPr>
+      <w:r>
+        <w:rPr>
+          <w:rFonts w:ascii="Times New Roman" w:hAnsi="Times New Roman" w:eastAsia="Times New Roman" w:cs="Times New Roman"/>
+        </w:rPr>
+        <w:t xml:space="preserve">C. </w:t>
       </w:r>
       <w:r>
         <w:rPr>
@@ -20959,6 +21572,16 @@
         </w:rPr>
         <w:t xml:space="preserve">减小</w:t>
       </w:r>
+    </w:p>
+    <w:p>
+      <w:pPr>
+        <w:spacing w:before="0" w:after="0"/>
+      </w:pPr>
+    </w:p>
+    <w:p>
+      <w:pPr>
+        <w:spacing w:before="0" w:after="0"/>
+      </w:pPr>
     </w:p>
     <w:p>
       <w:pPr>
@@ -21698,6 +22321,31 @@
     </w:p>
     <w:p>
       <w:pPr>
+        <w:spacing w:before="0" w:after="0"/>
+      </w:pPr>
+    </w:p>
+    <w:p>
+      <w:pPr>
+        <w:spacing w:before="0" w:after="0"/>
+      </w:pPr>
+    </w:p>
+    <w:p>
+      <w:pPr>
+        <w:spacing w:before="0" w:after="0"/>
+      </w:pPr>
+    </w:p>
+    <w:p>
+      <w:pPr>
+        <w:spacing w:before="0" w:after="0"/>
+      </w:pPr>
+    </w:p>
+    <w:p>
+      <w:pPr>
+        <w:spacing w:before="0" w:after="0"/>
+      </w:pPr>
+    </w:p>
+    <w:p>
+      <w:pPr>
         <w:spacing w:before="160" w:after="80"/>
       </w:pPr>
       <w:r>
@@ -22501,6 +23149,31 @@
     </w:p>
     <w:p>
       <w:pPr>
+        <w:spacing w:before="0" w:after="0"/>
+      </w:pPr>
+    </w:p>
+    <w:p>
+      <w:pPr>
+        <w:spacing w:before="0" w:after="0"/>
+      </w:pPr>
+    </w:p>
+    <w:p>
+      <w:pPr>
+        <w:spacing w:before="0" w:after="0"/>
+      </w:pPr>
+    </w:p>
+    <w:p>
+      <w:pPr>
+        <w:spacing w:before="0" w:after="0"/>
+      </w:pPr>
+    </w:p>
+    <w:p>
+      <w:pPr>
+        <w:spacing w:before="0" w:after="0"/>
+      </w:pPr>
+    </w:p>
+    <w:p>
+      <w:pPr>
         <w:spacing w:before="160" w:after="80"/>
       </w:pPr>
       <w:r>
@@ -23022,6 +23695,31 @@
         </w:rPr>
         <w:t>。</w:t>
       </w:r>
+    </w:p>
+    <w:p>
+      <w:pPr>
+        <w:spacing w:before="0" w:after="0"/>
+      </w:pPr>
+    </w:p>
+    <w:p>
+      <w:pPr>
+        <w:spacing w:before="0" w:after="0"/>
+      </w:pPr>
+    </w:p>
+    <w:p>
+      <w:pPr>
+        <w:spacing w:before="0" w:after="0"/>
+      </w:pPr>
+    </w:p>
+    <w:p>
+      <w:pPr>
+        <w:spacing w:before="0" w:after="0"/>
+      </w:pPr>
+    </w:p>
+    <w:p>
+      <w:pPr>
+        <w:spacing w:before="0" w:after="0"/>
+      </w:pPr>
     </w:p>
     <w:p>
       <w:pPr>
@@ -23807,6 +24505,31 @@
     </w:p>
     <w:p>
       <w:pPr>
+        <w:spacing w:before="0" w:after="0"/>
+      </w:pPr>
+    </w:p>
+    <w:p>
+      <w:pPr>
+        <w:spacing w:before="0" w:after="0"/>
+      </w:pPr>
+    </w:p>
+    <w:p>
+      <w:pPr>
+        <w:spacing w:before="0" w:after="0"/>
+      </w:pPr>
+    </w:p>
+    <w:p>
+      <w:pPr>
+        <w:spacing w:before="0" w:after="0"/>
+      </w:pPr>
+    </w:p>
+    <w:p>
+      <w:pPr>
+        <w:spacing w:before="0" w:after="0"/>
+      </w:pPr>
+    </w:p>
+    <w:p>
+      <w:pPr>
         <w:spacing w:before="160" w:after="80"/>
       </w:pPr>
       <w:r>
@@ -24255,6 +24978,21 @@
     </w:p>
     <w:p>
       <w:pPr>
+        <w:spacing w:before="0" w:after="0"/>
+      </w:pPr>
+    </w:p>
+    <w:p>
+      <w:pPr>
+        <w:spacing w:before="0" w:after="0"/>
+      </w:pPr>
+    </w:p>
+    <w:p>
+      <w:pPr>
+        <w:spacing w:before="0" w:after="0"/>
+      </w:pPr>
+    </w:p>
+    <w:p>
+      <w:pPr>
         <w:spacing w:before="160" w:after="80"/>
       </w:pPr>
       <w:r>
@@ -24854,6 +25592,21 @@
     </w:p>
     <w:p>
       <w:pPr>
+        <w:spacing w:before="0" w:after="0"/>
+      </w:pPr>
+    </w:p>
+    <w:p>
+      <w:pPr>
+        <w:spacing w:before="0" w:after="0"/>
+      </w:pPr>
+    </w:p>
+    <w:p>
+      <w:pPr>
+        <w:spacing w:before="0" w:after="0"/>
+      </w:pPr>
+    </w:p>
+    <w:p>
+      <w:pPr>
         <w:spacing w:before="160" w:after="80"/>
       </w:pPr>
       <w:r>
@@ -25690,6 +26443,31 @@
         </w:rPr>
         <w:t>。</w:t>
       </w:r>
+    </w:p>
+    <w:p>
+      <w:pPr>
+        <w:spacing w:before="0" w:after="0"/>
+      </w:pPr>
+    </w:p>
+    <w:p>
+      <w:pPr>
+        <w:spacing w:before="0" w:after="0"/>
+      </w:pPr>
+    </w:p>
+    <w:p>
+      <w:pPr>
+        <w:spacing w:before="0" w:after="0"/>
+      </w:pPr>
+    </w:p>
+    <w:p>
+      <w:pPr>
+        <w:spacing w:before="0" w:after="0"/>
+      </w:pPr>
+    </w:p>
+    <w:p>
+      <w:pPr>
+        <w:spacing w:before="0" w:after="0"/>
+      </w:pPr>
     </w:p>
     <w:p>
       <w:pPr>
@@ -26375,6 +27153,31 @@
         </w:rPr>
         <w:t>。</w:t>
       </w:r>
+    </w:p>
+    <w:p>
+      <w:pPr>
+        <w:spacing w:before="0" w:after="0"/>
+      </w:pPr>
+    </w:p>
+    <w:p>
+      <w:pPr>
+        <w:spacing w:before="0" w:after="0"/>
+      </w:pPr>
+    </w:p>
+    <w:p>
+      <w:pPr>
+        <w:spacing w:before="0" w:after="0"/>
+      </w:pPr>
+    </w:p>
+    <w:p>
+      <w:pPr>
+        <w:spacing w:before="0" w:after="0"/>
+      </w:pPr>
+    </w:p>
+    <w:p>
+      <w:pPr>
+        <w:spacing w:before="0" w:after="0"/>
+      </w:pPr>
     </w:p>
     <w:p>
       <w:pPr>
@@ -27610,6 +28413,31 @@
     </w:p>
     <w:p>
       <w:pPr>
+        <w:spacing w:before="0" w:after="0"/>
+      </w:pPr>
+    </w:p>
+    <w:p>
+      <w:pPr>
+        <w:spacing w:before="0" w:after="0"/>
+      </w:pPr>
+    </w:p>
+    <w:p>
+      <w:pPr>
+        <w:spacing w:before="0" w:after="0"/>
+      </w:pPr>
+    </w:p>
+    <w:p>
+      <w:pPr>
+        <w:spacing w:before="0" w:after="0"/>
+      </w:pPr>
+    </w:p>
+    <w:p>
+      <w:pPr>
+        <w:spacing w:before="0" w:after="0"/>
+      </w:pPr>
+    </w:p>
+    <w:p>
+      <w:pPr>
         <w:spacing w:before="160" w:after="80"/>
       </w:pPr>
       <w:r>
@@ -28393,6 +29221,21 @@
     </w:p>
     <w:p>
       <w:pPr>
+        <w:spacing w:before="0" w:after="0"/>
+      </w:pPr>
+    </w:p>
+    <w:p>
+      <w:pPr>
+        <w:spacing w:before="0" w:after="0"/>
+      </w:pPr>
+    </w:p>
+    <w:p>
+      <w:pPr>
+        <w:spacing w:before="0" w:after="0"/>
+      </w:pPr>
+    </w:p>
+    <w:p>
+      <w:pPr>
         <w:spacing w:before="160" w:after="80"/>
       </w:pPr>
       <w:r>
@@ -29164,6 +30007,31 @@
         </w:rPr>
         <w:t>。</w:t>
       </w:r>
+    </w:p>
+    <w:p>
+      <w:pPr>
+        <w:spacing w:before="0" w:after="0"/>
+      </w:pPr>
+    </w:p>
+    <w:p>
+      <w:pPr>
+        <w:spacing w:before="0" w:after="0"/>
+      </w:pPr>
+    </w:p>
+    <w:p>
+      <w:pPr>
+        <w:spacing w:before="0" w:after="0"/>
+      </w:pPr>
+    </w:p>
+    <w:p>
+      <w:pPr>
+        <w:spacing w:before="0" w:after="0"/>
+      </w:pPr>
+    </w:p>
+    <w:p>
+      <w:pPr>
+        <w:spacing w:before="0" w:after="0"/>
+      </w:pPr>
     </w:p>
     <w:p>
       <w:pPr>
@@ -30042,6 +30910,31 @@
     </w:p>
     <w:p>
       <w:pPr>
+        <w:spacing w:before="0" w:after="0"/>
+      </w:pPr>
+    </w:p>
+    <w:p>
+      <w:pPr>
+        <w:spacing w:before="0" w:after="0"/>
+      </w:pPr>
+    </w:p>
+    <w:p>
+      <w:pPr>
+        <w:spacing w:before="0" w:after="0"/>
+      </w:pPr>
+    </w:p>
+    <w:p>
+      <w:pPr>
+        <w:spacing w:before="0" w:after="0"/>
+      </w:pPr>
+    </w:p>
+    <w:p>
+      <w:pPr>
+        <w:spacing w:before="0" w:after="0"/>
+      </w:pPr>
+    </w:p>
+    <w:p>
+      <w:pPr>
         <w:spacing w:before="160" w:after="80"/>
       </w:pPr>
       <w:r>
@@ -30552,6 +31445,31 @@
         </w:rPr>
         <w:t>？</w:t>
       </w:r>
+    </w:p>
+    <w:p>
+      <w:pPr>
+        <w:spacing w:before="0" w:after="0"/>
+      </w:pPr>
+    </w:p>
+    <w:p>
+      <w:pPr>
+        <w:spacing w:before="0" w:after="0"/>
+      </w:pPr>
+    </w:p>
+    <w:p>
+      <w:pPr>
+        <w:spacing w:before="0" w:after="0"/>
+      </w:pPr>
+    </w:p>
+    <w:p>
+      <w:pPr>
+        <w:spacing w:before="0" w:after="0"/>
+      </w:pPr>
+    </w:p>
+    <w:p>
+      <w:pPr>
+        <w:spacing w:before="0" w:after="0"/>
+      </w:pPr>
     </w:p>
     <w:p>
       <w:pPr>
@@ -31243,6 +32161,31 @@
     </w:p>
     <w:p>
       <w:pPr>
+        <w:spacing w:before="0" w:after="0"/>
+      </w:pPr>
+    </w:p>
+    <w:p>
+      <w:pPr>
+        <w:spacing w:before="0" w:after="0"/>
+      </w:pPr>
+    </w:p>
+    <w:p>
+      <w:pPr>
+        <w:spacing w:before="0" w:after="0"/>
+      </w:pPr>
+    </w:p>
+    <w:p>
+      <w:pPr>
+        <w:spacing w:before="0" w:after="0"/>
+      </w:pPr>
+    </w:p>
+    <w:p>
+      <w:pPr>
+        <w:spacing w:before="0" w:after="0"/>
+      </w:pPr>
+    </w:p>
+    <w:p>
+      <w:pPr>
         <w:spacing w:before="160" w:after="80"/>
       </w:pPr>
       <w:r>
@@ -31638,6 +32581,31 @@
         </w:rPr>
         <w:t>。</w:t>
       </w:r>
+    </w:p>
+    <w:p>
+      <w:pPr>
+        <w:spacing w:before="0" w:after="0"/>
+      </w:pPr>
+    </w:p>
+    <w:p>
+      <w:pPr>
+        <w:spacing w:before="0" w:after="0"/>
+      </w:pPr>
+    </w:p>
+    <w:p>
+      <w:pPr>
+        <w:spacing w:before="0" w:after="0"/>
+      </w:pPr>
+    </w:p>
+    <w:p>
+      <w:pPr>
+        <w:spacing w:before="0" w:after="0"/>
+      </w:pPr>
+    </w:p>
+    <w:p>
+      <w:pPr>
+        <w:spacing w:before="0" w:after="0"/>
+      </w:pPr>
     </w:p>
     <w:p>
       <w:pPr>
@@ -32779,6 +33747,46 @@
     </w:p>
     <w:p>
       <w:pPr>
+        <w:spacing w:before="0" w:after="0"/>
+      </w:pPr>
+    </w:p>
+    <w:p>
+      <w:pPr>
+        <w:spacing w:before="0" w:after="0"/>
+      </w:pPr>
+    </w:p>
+    <w:p>
+      <w:pPr>
+        <w:spacing w:before="0" w:after="0"/>
+      </w:pPr>
+    </w:p>
+    <w:p>
+      <w:pPr>
+        <w:spacing w:before="0" w:after="0"/>
+      </w:pPr>
+    </w:p>
+    <w:p>
+      <w:pPr>
+        <w:spacing w:before="0" w:after="0"/>
+      </w:pPr>
+    </w:p>
+    <w:p>
+      <w:pPr>
+        <w:spacing w:before="0" w:after="0"/>
+      </w:pPr>
+    </w:p>
+    <w:p>
+      <w:pPr>
+        <w:spacing w:before="0" w:after="0"/>
+      </w:pPr>
+    </w:p>
+    <w:p>
+      <w:pPr>
+        <w:spacing w:before="0" w:after="0"/>
+      </w:pPr>
+    </w:p>
+    <w:p>
+      <w:pPr>
         <w:spacing w:before="160" w:after="80"/>
       </w:pPr>
       <w:r>
@@ -33529,6 +34537,46 @@
         </w:rPr>
         <w:t xml:space="preserve">。</w:t>
       </w:r>
+    </w:p>
+    <w:p>
+      <w:pPr>
+        <w:spacing w:before="0" w:after="0"/>
+      </w:pPr>
+    </w:p>
+    <w:p>
+      <w:pPr>
+        <w:spacing w:before="0" w:after="0"/>
+      </w:pPr>
+    </w:p>
+    <w:p>
+      <w:pPr>
+        <w:spacing w:before="0" w:after="0"/>
+      </w:pPr>
+    </w:p>
+    <w:p>
+      <w:pPr>
+        <w:spacing w:before="0" w:after="0"/>
+      </w:pPr>
+    </w:p>
+    <w:p>
+      <w:pPr>
+        <w:spacing w:before="0" w:after="0"/>
+      </w:pPr>
+    </w:p>
+    <w:p>
+      <w:pPr>
+        <w:spacing w:before="0" w:after="0"/>
+      </w:pPr>
+    </w:p>
+    <w:p>
+      <w:pPr>
+        <w:spacing w:before="0" w:after="0"/>
+      </w:pPr>
+    </w:p>
+    <w:p>
+      <w:pPr>
+        <w:spacing w:before="0" w:after="0"/>
+      </w:pPr>
     </w:p>
     <w:p>
       <w:pPr>
@@ -34684,6 +35732,31 @@
     </w:p>
     <w:p>
       <w:pPr>
+        <w:spacing w:before="0" w:after="0"/>
+      </w:pPr>
+    </w:p>
+    <w:p>
+      <w:pPr>
+        <w:spacing w:before="0" w:after="0"/>
+      </w:pPr>
+    </w:p>
+    <w:p>
+      <w:pPr>
+        <w:spacing w:before="0" w:after="0"/>
+      </w:pPr>
+    </w:p>
+    <w:p>
+      <w:pPr>
+        <w:spacing w:before="0" w:after="0"/>
+      </w:pPr>
+    </w:p>
+    <w:p>
+      <w:pPr>
+        <w:spacing w:before="0" w:after="0"/>
+      </w:pPr>
+    </w:p>
+    <w:p>
+      <w:pPr>
         <w:spacing w:before="160" w:after="80"/>
       </w:pPr>
       <w:r>
@@ -35198,13 +36271,64 @@
     <w:p>
       <w:pPr>
         <w:pStyle w:val="BodyText"/>
-      </w:pPr>
-      <w:r>
-        <w:rPr>
-          <w:rFonts w:ascii="Times New Roman" w:hAnsi="Times New Roman" w:eastAsia="Times New Roman" w:cs="Times New Roman"/>
-        </w:rPr>
-        <w:t xml:space="preserve">A. 18.9%　B. 15.1%　C. 30.2%　D. 38.9%</w:t>
-      </w:r>
+        <w:ind w:left="480" w:hanging="480"/>
+        <w:spacing w:after="0"/>
+      </w:pPr>
+      <w:r>
+        <w:rPr>
+          <w:rFonts w:ascii="Times New Roman" w:hAnsi="Times New Roman" w:eastAsia="Times New Roman" w:cs="Times New Roman"/>
+        </w:rPr>
+        <w:t xml:space="preserve">A. 18.9%　</w:t>
+      </w:r>
+    </w:p>
+    <w:p>
+      <w:pPr>
+        <w:pStyle w:val="BodyText"/>
+        <w:ind w:left="480" w:hanging="480"/>
+        <w:spacing w:before="0" w:after="0"/>
+      </w:pPr>
+      <w:r>
+        <w:rPr>
+          <w:rFonts w:ascii="Times New Roman" w:hAnsi="Times New Roman" w:eastAsia="Times New Roman" w:cs="Times New Roman"/>
+        </w:rPr>
+        <w:t xml:space="preserve">B. 15.1%　</w:t>
+      </w:r>
+    </w:p>
+    <w:p>
+      <w:pPr>
+        <w:pStyle w:val="BodyText"/>
+        <w:ind w:left="480" w:hanging="480"/>
+        <w:spacing w:before="0" w:after="0"/>
+      </w:pPr>
+      <w:r>
+        <w:rPr>
+          <w:rFonts w:ascii="Times New Roman" w:hAnsi="Times New Roman" w:eastAsia="Times New Roman" w:cs="Times New Roman"/>
+        </w:rPr>
+        <w:t xml:space="preserve">C. 30.2%　</w:t>
+      </w:r>
+    </w:p>
+    <w:p>
+      <w:pPr>
+        <w:pStyle w:val="BodyText"/>
+        <w:ind w:left="480" w:hanging="480"/>
+        <w:spacing w:before="0" w:after="180"/>
+      </w:pPr>
+      <w:r>
+        <w:rPr>
+          <w:rFonts w:ascii="Times New Roman" w:hAnsi="Times New Roman" w:eastAsia="Times New Roman" w:cs="Times New Roman"/>
+        </w:rPr>
+        <w:t xml:space="preserve">D. 38.9%</w:t>
+      </w:r>
+    </w:p>
+    <w:p>
+      <w:pPr>
+        <w:spacing w:before="0" w:after="0"/>
+      </w:pPr>
+    </w:p>
+    <w:p>
+      <w:pPr>
+        <w:spacing w:before="0" w:after="0"/>
+      </w:pPr>
     </w:p>
     <w:p>
       <w:pPr>
@@ -35737,6 +36861,8 @@
     <w:p>
       <w:pPr>
         <w:pStyle w:val="BodyText"/>
+        <w:ind w:left="480" w:hanging="480"/>
+        <w:spacing w:after="0"/>
       </w:pPr>
       <w:r>
         <w:rPr>
@@ -35791,7 +36917,20 @@
         <w:rPr>
           <w:rFonts w:ascii="Times New Roman" w:hAnsi="Times New Roman" w:eastAsia="Times New Roman" w:cs="Times New Roman"/>
         </w:rPr>
-        <w:t xml:space="preserve">　B.</w:t>
+        <w:t xml:space="preserve">　</w:t>
+      </w:r>
+    </w:p>
+    <w:p>
+      <w:pPr>
+        <w:pStyle w:val="BodyText"/>
+        <w:ind w:left="480" w:hanging="480"/>
+        <w:spacing w:before="0" w:after="0"/>
+      </w:pPr>
+      <w:r>
+        <w:rPr>
+          <w:rFonts w:ascii="Times New Roman" w:hAnsi="Times New Roman" w:eastAsia="Times New Roman" w:cs="Times New Roman"/>
+        </w:rPr>
+        <w:t xml:space="preserve">B.</w:t>
       </w:r>
       <w:r>
         <w:rPr>
@@ -35840,7 +36979,20 @@
         <w:rPr>
           <w:rFonts w:ascii="Times New Roman" w:hAnsi="Times New Roman" w:eastAsia="Times New Roman" w:cs="Times New Roman"/>
         </w:rPr>
-        <w:t xml:space="preserve">　C.</w:t>
+        <w:t xml:space="preserve">　</w:t>
+      </w:r>
+    </w:p>
+    <w:p>
+      <w:pPr>
+        <w:pStyle w:val="BodyText"/>
+        <w:ind w:left="480" w:hanging="480"/>
+        <w:spacing w:before="0" w:after="0"/>
+      </w:pPr>
+      <w:r>
+        <w:rPr>
+          <w:rFonts w:ascii="Times New Roman" w:hAnsi="Times New Roman" w:eastAsia="Times New Roman" w:cs="Times New Roman"/>
+        </w:rPr>
+        <w:t xml:space="preserve">C.</w:t>
       </w:r>
       <w:r>
         <w:rPr>
@@ -35889,7 +37041,20 @@
         <w:rPr>
           <w:rFonts w:ascii="Times New Roman" w:hAnsi="Times New Roman" w:eastAsia="Times New Roman" w:cs="Times New Roman"/>
         </w:rPr>
-        <w:t xml:space="preserve">　D.</w:t>
+        <w:t xml:space="preserve">　</w:t>
+      </w:r>
+    </w:p>
+    <w:p>
+      <w:pPr>
+        <w:pStyle w:val="BodyText"/>
+        <w:ind w:left="480" w:hanging="480"/>
+        <w:spacing w:before="0" w:after="180"/>
+      </w:pPr>
+      <w:r>
+        <w:rPr>
+          <w:rFonts w:ascii="Times New Roman" w:hAnsi="Times New Roman" w:eastAsia="Times New Roman" w:cs="Times New Roman"/>
+        </w:rPr>
+        <w:t xml:space="preserve">D.</w:t>
       </w:r>
       <w:r>
         <w:rPr>
@@ -35937,6 +37102,16 @@
     </w:p>
     <w:p>
       <w:pPr>
+        <w:spacing w:before="0" w:after="0"/>
+      </w:pPr>
+    </w:p>
+    <w:p>
+      <w:pPr>
+        <w:spacing w:before="0" w:after="0"/>
+      </w:pPr>
+    </w:p>
+    <w:p>
+      <w:pPr>
         <w:spacing w:before="160" w:after="80"/>
       </w:pPr>
       <w:r>
@@ -36328,13 +37503,64 @@
     <w:p>
       <w:pPr>
         <w:pStyle w:val="BodyText"/>
-      </w:pPr>
-      <w:r>
-        <w:rPr>
-          <w:rFonts w:ascii="Times New Roman" w:hAnsi="Times New Roman" w:eastAsia="Times New Roman" w:cs="Times New Roman"/>
-        </w:rPr>
-        <w:t xml:space="preserve">A. 15%　B. 30%　C. 45%　D. 60%</w:t>
-      </w:r>
+        <w:ind w:left="480" w:hanging="480"/>
+        <w:spacing w:after="0"/>
+      </w:pPr>
+      <w:r>
+        <w:rPr>
+          <w:rFonts w:ascii="Times New Roman" w:hAnsi="Times New Roman" w:eastAsia="Times New Roman" w:cs="Times New Roman"/>
+        </w:rPr>
+        <w:t xml:space="preserve">A. 15%　</w:t>
+      </w:r>
+    </w:p>
+    <w:p>
+      <w:pPr>
+        <w:pStyle w:val="BodyText"/>
+        <w:ind w:left="480" w:hanging="480"/>
+        <w:spacing w:before="0" w:after="0"/>
+      </w:pPr>
+      <w:r>
+        <w:rPr>
+          <w:rFonts w:ascii="Times New Roman" w:hAnsi="Times New Roman" w:eastAsia="Times New Roman" w:cs="Times New Roman"/>
+        </w:rPr>
+        <w:t xml:space="preserve">B. 30%　</w:t>
+      </w:r>
+    </w:p>
+    <w:p>
+      <w:pPr>
+        <w:pStyle w:val="BodyText"/>
+        <w:ind w:left="480" w:hanging="480"/>
+        <w:spacing w:before="0" w:after="0"/>
+      </w:pPr>
+      <w:r>
+        <w:rPr>
+          <w:rFonts w:ascii="Times New Roman" w:hAnsi="Times New Roman" w:eastAsia="Times New Roman" w:cs="Times New Roman"/>
+        </w:rPr>
+        <w:t xml:space="preserve">C. 45%　</w:t>
+      </w:r>
+    </w:p>
+    <w:p>
+      <w:pPr>
+        <w:pStyle w:val="BodyText"/>
+        <w:ind w:left="480" w:hanging="480"/>
+        <w:spacing w:before="0" w:after="180"/>
+      </w:pPr>
+      <w:r>
+        <w:rPr>
+          <w:rFonts w:ascii="Times New Roman" w:hAnsi="Times New Roman" w:eastAsia="Times New Roman" w:cs="Times New Roman"/>
+        </w:rPr>
+        <w:t xml:space="preserve">D. 60%</w:t>
+      </w:r>
+    </w:p>
+    <w:p>
+      <w:pPr>
+        <w:spacing w:before="0" w:after="0"/>
+      </w:pPr>
+    </w:p>
+    <w:p>
+      <w:pPr>
+        <w:spacing w:before="0" w:after="0"/>
+      </w:pPr>
     </w:p>
     <w:p>
       <w:pPr>
@@ -36753,6 +37979,8 @@
     <w:p>
       <w:pPr>
         <w:pStyle w:val="BodyText"/>
+        <w:ind w:left="480" w:hanging="480"/>
+        <w:spacing w:after="0"/>
       </w:pPr>
       <w:r>
         <w:rPr>
@@ -36804,7 +38032,20 @@
         <w:rPr>
           <w:rFonts w:ascii="Times New Roman" w:hAnsi="Times New Roman" w:eastAsia="Times New Roman" w:cs="Times New Roman"/>
         </w:rPr>
-        <w:t xml:space="preserve">　B.</w:t>
+        <w:t xml:space="preserve">　</w:t>
+      </w:r>
+    </w:p>
+    <w:p>
+      <w:pPr>
+        <w:pStyle w:val="BodyText"/>
+        <w:ind w:left="480" w:hanging="480"/>
+        <w:spacing w:before="0" w:after="0"/>
+      </w:pPr>
+      <w:r>
+        <w:rPr>
+          <w:rFonts w:ascii="Times New Roman" w:hAnsi="Times New Roman" w:eastAsia="Times New Roman" w:cs="Times New Roman"/>
+        </w:rPr>
+        <w:t xml:space="preserve">B.</w:t>
       </w:r>
       <w:r>
         <w:rPr>
@@ -36842,7 +38083,20 @@
         <w:rPr>
           <w:rFonts w:ascii="Times New Roman" w:hAnsi="Times New Roman" w:eastAsia="Times New Roman" w:cs="Times New Roman"/>
         </w:rPr>
-        <w:t xml:space="preserve">　C.</w:t>
+        <w:t xml:space="preserve">　</w:t>
+      </w:r>
+    </w:p>
+    <w:p>
+      <w:pPr>
+        <w:pStyle w:val="BodyText"/>
+        <w:ind w:left="480" w:hanging="480"/>
+        <w:spacing w:before="0" w:after="0"/>
+      </w:pPr>
+      <w:r>
+        <w:rPr>
+          <w:rFonts w:ascii="Times New Roman" w:hAnsi="Times New Roman" w:eastAsia="Times New Roman" w:cs="Times New Roman"/>
+        </w:rPr>
+        <w:t xml:space="preserve">C.</w:t>
       </w:r>
       <w:r>
         <w:rPr>
@@ -36880,7 +38134,20 @@
         <w:rPr>
           <w:rFonts w:ascii="Times New Roman" w:hAnsi="Times New Roman" w:eastAsia="Times New Roman" w:cs="Times New Roman"/>
         </w:rPr>
-        <w:t xml:space="preserve">　D.</w:t>
+        <w:t xml:space="preserve">　</w:t>
+      </w:r>
+    </w:p>
+    <w:p>
+      <w:pPr>
+        <w:pStyle w:val="BodyText"/>
+        <w:ind w:left="480" w:hanging="480"/>
+        <w:spacing w:before="0" w:after="180"/>
+      </w:pPr>
+      <w:r>
+        <w:rPr>
+          <w:rFonts w:ascii="Times New Roman" w:hAnsi="Times New Roman" w:eastAsia="Times New Roman" w:cs="Times New Roman"/>
+        </w:rPr>
+        <w:t xml:space="preserve">D.</w:t>
       </w:r>
       <w:r>
         <w:rPr>
@@ -36922,6 +38189,16 @@
           <m:t>a</m:t>
         </m:r>
       </m:oMath>
+    </w:p>
+    <w:p>
+      <w:pPr>
+        <w:spacing w:before="0" w:after="0"/>
+      </w:pPr>
+    </w:p>
+    <w:p>
+      <w:pPr>
+        <w:spacing w:before="0" w:after="0"/>
+      </w:pPr>
     </w:p>
     <w:p>
       <w:pPr>
@@ -37923,6 +39200,8 @@
     <w:p>
       <w:pPr>
         <w:pStyle w:val="BodyText"/>
+        <w:ind w:left="480" w:hanging="480"/>
+        <w:spacing w:after="0"/>
       </w:pPr>
       <w:r>
         <w:rPr>
@@ -38062,7 +39341,20 @@
         <w:rPr>
           <w:rFonts w:ascii="Times New Roman" w:hAnsi="Times New Roman" w:eastAsia="Times New Roman" w:cs="Times New Roman"/>
         </w:rPr>
-        <w:t xml:space="preserve">　B.</w:t>
+        <w:t xml:space="preserve">　</w:t>
+      </w:r>
+    </w:p>
+    <w:p>
+      <w:pPr>
+        <w:pStyle w:val="BodyText"/>
+        <w:ind w:left="480" w:hanging="480"/>
+        <w:spacing w:before="0" w:after="0"/>
+      </w:pPr>
+      <w:r>
+        <w:rPr>
+          <w:rFonts w:ascii="Times New Roman" w:hAnsi="Times New Roman" w:eastAsia="Times New Roman" w:cs="Times New Roman"/>
+        </w:rPr>
+        <w:t xml:space="preserve">B.</w:t>
       </w:r>
       <w:r>
         <w:rPr>
@@ -38170,7 +39462,20 @@
         <w:rPr>
           <w:rFonts w:ascii="Times New Roman" w:hAnsi="Times New Roman" w:eastAsia="Times New Roman" w:cs="Times New Roman"/>
         </w:rPr>
-        <w:t xml:space="preserve">　C.</w:t>
+        <w:t xml:space="preserve">　</w:t>
+      </w:r>
+    </w:p>
+    <w:p>
+      <w:pPr>
+        <w:pStyle w:val="BodyText"/>
+        <w:ind w:left="480" w:hanging="480"/>
+        <w:spacing w:before="0" w:after="0"/>
+      </w:pPr>
+      <w:r>
+        <w:rPr>
+          <w:rFonts w:ascii="Times New Roman" w:hAnsi="Times New Roman" w:eastAsia="Times New Roman" w:cs="Times New Roman"/>
+        </w:rPr>
+        <w:t xml:space="preserve">C.</w:t>
       </w:r>
       <w:r>
         <w:rPr>
@@ -38278,7 +39583,20 @@
         <w:rPr>
           <w:rFonts w:ascii="Times New Roman" w:hAnsi="Times New Roman" w:eastAsia="Times New Roman" w:cs="Times New Roman"/>
         </w:rPr>
-        <w:t xml:space="preserve">　D.</w:t>
+        <w:t xml:space="preserve">　</w:t>
+      </w:r>
+    </w:p>
+    <w:p>
+      <w:pPr>
+        <w:pStyle w:val="BodyText"/>
+        <w:ind w:left="480" w:hanging="480"/>
+        <w:spacing w:before="0" w:after="180"/>
+      </w:pPr>
+      <w:r>
+        <w:rPr>
+          <w:rFonts w:ascii="Times New Roman" w:hAnsi="Times New Roman" w:eastAsia="Times New Roman" w:cs="Times New Roman"/>
+        </w:rPr>
+        <w:t xml:space="preserve">D.</w:t>
       </w:r>
       <w:r>
         <w:rPr>
@@ -38408,6 +39726,16 @@
           </m:sup>
         </m:sSubSup>
       </m:oMath>
+    </w:p>
+    <w:p>
+      <w:pPr>
+        <w:spacing w:before="0" w:after="0"/>
+      </w:pPr>
+    </w:p>
+    <w:p>
+      <w:pPr>
+        <w:spacing w:before="0" w:after="0"/>
+      </w:pPr>
     </w:p>
     <w:p>
       <w:pPr>

--- a/00-首页/题组Word/第一轮习题集/化学原理/化学平衡习题集-学生版.docx
+++ b/00-首页/题组Word/第一轮习题集/化学原理/化学平衡习题集-学生版.docx
@@ -4763,7 +4763,7 @@
           </m:e>
           <m:sup>
             <m:r>
-              <m:t>​</m:t>
+              <m:t xml:space="preserve"> </m:t>
             </m:r>
           </m:sup>
         </m:sSup>
@@ -12222,7 +12222,7 @@
           </m:e>
           <m:sup>
             <m:r>
-              <m:t>​</m:t>
+              <m:t xml:space="preserve"> </m:t>
             </m:r>
           </m:sup>
         </m:sSup>
@@ -20962,7 +20962,7 @@
           </m:e>
           <m:sup>
             <m:r>
-              <m:t>​</m:t>
+              <m:t xml:space="preserve"> </m:t>
             </m:r>
           </m:sup>
         </m:sSup>
@@ -21747,7 +21747,7 @@
           </m:e>
           <m:sup>
             <m:r>
-              <m:t>​</m:t>
+              <m:t xml:space="preserve"> </m:t>
             </m:r>
           </m:sup>
         </m:sSup>
@@ -37710,7 +37710,7 @@
           </m:e>
           <m:sup>
             <m:r>
-              <m:t>​</m:t>
+              <m:t xml:space="preserve"> </m:t>
             </m:r>
           </m:sup>
         </m:sSup>

--- a/00-首页/题组Word/第一轮习题集/化学原理/化学平衡习题集-学生版.docx
+++ b/00-首页/题组Word/第一轮习题集/化学原理/化学平衡习题集-学生版.docx
@@ -68,6 +68,14 @@
         <w:tblStyle w:val="Table"/>
         <w:tblW w:type="pct" w:w="5000"/>
         <w:tblLayout w:type="fixed"/>
+        <w:tblBorders>
+          <w:top w:val="single" w:sz="12" w:space="0" w:color="000000"/>
+          <w:left w:val="none" w:sz="0" w:space="0" w:color="auto"/>
+          <w:bottom w:val="single" w:sz="12" w:space="0" w:color="000000"/>
+          <w:right w:val="none" w:sz="0" w:space="0" w:color="auto"/>
+          <w:insideH w:val="none" w:sz="0" w:space="0" w:color="auto"/>
+          <w:insideV w:val="none" w:sz="0" w:space="0" w:color="auto"/>
+        </w:tblBorders>
         <w:tblLook w:firstRow="1" w:lastRow="0" w:firstColumn="0" w:lastColumn="0" w:noHBand="0" w:noVBand="0" w:val="0020"/>
       </w:tblPr>
       <w:tblGrid>
@@ -81,7 +89,11 @@
           <w:tblHeader w:val="on"/>
         </w:trPr>
         <w:tc>
-          <w:tcPr/>
+          <w:tcPr>
+            <w:tcBorders>
+              <w:bottom w:val="single" w:sz="8" w:space="0" w:color="000000"/>
+            </w:tcBorders>
+          </w:tcPr>
           <w:p>
             <w:pPr>
               <w:pStyle w:val="Compact"/>
@@ -97,7 +109,11 @@
           </w:p>
         </w:tc>
         <w:tc>
-          <w:tcPr/>
+          <w:tcPr>
+            <w:tcBorders>
+              <w:bottom w:val="single" w:sz="8" w:space="0" w:color="000000"/>
+            </w:tcBorders>
+          </w:tcPr>
           <w:p>
             <w:pPr>
               <w:pStyle w:val="Compact"/>
@@ -113,7 +129,11 @@
           </w:p>
         </w:tc>
         <w:tc>
-          <w:tcPr/>
+          <w:tcPr>
+            <w:tcBorders>
+              <w:bottom w:val="single" w:sz="8" w:space="0" w:color="000000"/>
+            </w:tcBorders>
+          </w:tcPr>
           <w:p>
             <w:pPr>
               <w:pStyle w:val="Compact"/>
@@ -129,7 +149,11 @@
           </w:p>
         </w:tc>
         <w:tc>
-          <w:tcPr/>
+          <w:tcPr>
+            <w:tcBorders>
+              <w:bottom w:val="single" w:sz="8" w:space="0" w:color="000000"/>
+            </w:tcBorders>
+          </w:tcPr>
           <w:p>
             <w:pPr>
               <w:pStyle w:val="Compact"/>
@@ -5901,6 +5925,14 @@
         <w:tblStyle w:val="Table"/>
         <w:tblW w:type="pct" w:w="5000"/>
         <w:tblLayout w:type="fixed"/>
+        <w:tblBorders>
+          <w:top w:val="single" w:sz="12" w:space="0" w:color="000000"/>
+          <w:left w:val="none" w:sz="0" w:space="0" w:color="auto"/>
+          <w:bottom w:val="single" w:sz="12" w:space="0" w:color="000000"/>
+          <w:right w:val="none" w:sz="0" w:space="0" w:color="auto"/>
+          <w:insideH w:val="none" w:sz="0" w:space="0" w:color="auto"/>
+          <w:insideV w:val="none" w:sz="0" w:space="0" w:color="auto"/>
+        </w:tblBorders>
         <w:tblLook w:firstRow="1" w:lastRow="0" w:firstColumn="0" w:lastColumn="0" w:noHBand="0" w:noVBand="0" w:val="0020"/>
       </w:tblPr>
       <w:tblGrid>
@@ -5914,7 +5946,11 @@
           <w:tblHeader w:val="on"/>
         </w:trPr>
         <w:tc>
-          <w:tcPr/>
+          <w:tcPr>
+            <w:tcBorders>
+              <w:bottom w:val="single" w:sz="8" w:space="0" w:color="000000"/>
+            </w:tcBorders>
+          </w:tcPr>
           <w:p>
             <w:pPr>
               <w:pStyle w:val="Compact"/>
@@ -5930,7 +5966,11 @@
           </w:p>
         </w:tc>
         <w:tc>
-          <w:tcPr/>
+          <w:tcPr>
+            <w:tcBorders>
+              <w:bottom w:val="single" w:sz="8" w:space="0" w:color="000000"/>
+            </w:tcBorders>
+          </w:tcPr>
           <w:p>
             <w:pPr>
               <w:pStyle w:val="Compact"/>
@@ -5996,7 +6036,11 @@
           </w:p>
         </w:tc>
         <w:tc>
-          <w:tcPr/>
+          <w:tcPr>
+            <w:tcBorders>
+              <w:bottom w:val="single" w:sz="8" w:space="0" w:color="000000"/>
+            </w:tcBorders>
+          </w:tcPr>
           <w:p>
             <w:pPr>
               <w:pStyle w:val="Compact"/>
@@ -6062,7 +6106,11 @@
           </w:p>
         </w:tc>
         <w:tc>
-          <w:tcPr/>
+          <w:tcPr>
+            <w:tcBorders>
+              <w:bottom w:val="single" w:sz="8" w:space="0" w:color="000000"/>
+            </w:tcBorders>
+          </w:tcPr>
           <w:p>
             <w:pPr>
               <w:pStyle w:val="Compact"/>
@@ -6696,6 +6744,14 @@
       <w:tblPr>
         <w:tblStyle w:val="Table"/>
         <w:tblW w:type="auto" w:w="0"/>
+        <w:tblBorders>
+          <w:top w:val="single" w:sz="12" w:space="0" w:color="000000"/>
+          <w:left w:val="none" w:sz="0" w:space="0" w:color="auto"/>
+          <w:bottom w:val="single" w:sz="12" w:space="0" w:color="000000"/>
+          <w:right w:val="none" w:sz="0" w:space="0" w:color="auto"/>
+          <w:insideH w:val="none" w:sz="0" w:space="0" w:color="auto"/>
+          <w:insideV w:val="none" w:sz="0" w:space="0" w:color="auto"/>
+        </w:tblBorders>
         <w:tblLook w:firstRow="1" w:lastRow="0" w:firstColumn="0" w:lastColumn="0" w:noHBand="0" w:noVBand="0" w:val="0020"/>
       </w:tblPr>
       <w:tblGrid>
@@ -6711,7 +6767,11 @@
           <w:tblHeader w:val="on"/>
         </w:trPr>
         <w:tc>
-          <w:tcPr/>
+          <w:tcPr>
+            <w:tcBorders>
+              <w:bottom w:val="single" w:sz="8" w:space="0" w:color="000000"/>
+            </w:tcBorders>
+          </w:tcPr>
           <w:p>
             <w:pPr>
               <w:pStyle w:val="Compact"/>
@@ -6732,7 +6792,11 @@
           </w:p>
         </w:tc>
         <w:tc>
-          <w:tcPr/>
+          <w:tcPr>
+            <w:tcBorders>
+              <w:bottom w:val="single" w:sz="8" w:space="0" w:color="000000"/>
+            </w:tcBorders>
+          </w:tcPr>
           <w:p>
             <w:pPr>
               <w:pStyle w:val="Compact"/>
@@ -6748,7 +6812,11 @@
           </w:p>
         </w:tc>
         <w:tc>
-          <w:tcPr/>
+          <w:tcPr>
+            <w:tcBorders>
+              <w:bottom w:val="single" w:sz="8" w:space="0" w:color="000000"/>
+            </w:tcBorders>
+          </w:tcPr>
           <w:p>
             <w:pPr>
               <w:pStyle w:val="Compact"/>
@@ -6764,7 +6832,11 @@
           </w:p>
         </w:tc>
         <w:tc>
-          <w:tcPr/>
+          <w:tcPr>
+            <w:tcBorders>
+              <w:bottom w:val="single" w:sz="8" w:space="0" w:color="000000"/>
+            </w:tcBorders>
+          </w:tcPr>
           <w:p>
             <w:pPr>
               <w:pStyle w:val="Compact"/>
@@ -6780,7 +6852,11 @@
           </w:p>
         </w:tc>
         <w:tc>
-          <w:tcPr/>
+          <w:tcPr>
+            <w:tcBorders>
+              <w:bottom w:val="single" w:sz="8" w:space="0" w:color="000000"/>
+            </w:tcBorders>
+          </w:tcPr>
           <w:p>
             <w:pPr>
               <w:pStyle w:val="Compact"/>
@@ -6796,7 +6872,11 @@
           </w:p>
         </w:tc>
         <w:tc>
-          <w:tcPr/>
+          <w:tcPr>
+            <w:tcBorders>
+              <w:bottom w:val="single" w:sz="8" w:space="0" w:color="000000"/>
+            </w:tcBorders>
+          </w:tcPr>
           <w:p>
             <w:pPr>
               <w:pStyle w:val="Compact"/>
@@ -21507,8 +21587,8 @@
     <w:p>
       <w:pPr>
         <w:pStyle w:val="BodyText"/>
+        <w:spacing w:before="0" w:after="0"/>
         <w:ind w:left="480" w:hanging="480"/>
-        <w:spacing w:after="0"/>
       </w:pPr>
       <w:r>
         <w:rPr>
@@ -21532,33 +21612,33 @@
     <w:p>
       <w:pPr>
         <w:pStyle w:val="BodyText"/>
+        <w:spacing w:before="0" w:after="0"/>
         <w:ind w:left="480" w:hanging="480"/>
+      </w:pPr>
+      <w:r>
+        <w:rPr>
+          <w:rFonts w:ascii="Times New Roman" w:hAnsi="Times New Roman" w:eastAsia="Times New Roman" w:cs="Times New Roman"/>
+        </w:rPr>
+        <w:t xml:space="preserve">B. </w:t>
+      </w:r>
+      <w:r>
+        <w:rPr>
+          <w:rFonts w:hint="eastAsia" w:ascii="Times New Roman" w:hAnsi="Times New Roman" w:eastAsia="FangSong" w:cs="Times New Roman"/>
+        </w:rPr>
+        <w:t xml:space="preserve">不变化</w:t>
+      </w:r>
+      <w:r>
+        <w:rPr>
+          <w:rFonts w:ascii="Times New Roman" w:hAnsi="Times New Roman" w:eastAsia="Times New Roman" w:cs="Times New Roman"/>
+        </w:rPr>
+        <w:t xml:space="preserve">　</w:t>
+      </w:r>
+    </w:p>
+    <w:p>
+      <w:pPr>
+        <w:pStyle w:val="BodyText"/>
         <w:spacing w:before="0" w:after="0"/>
-      </w:pPr>
-      <w:r>
-        <w:rPr>
-          <w:rFonts w:ascii="Times New Roman" w:hAnsi="Times New Roman" w:eastAsia="Times New Roman" w:cs="Times New Roman"/>
-        </w:rPr>
-        <w:t xml:space="preserve">B. </w:t>
-      </w:r>
-      <w:r>
-        <w:rPr>
-          <w:rFonts w:hint="eastAsia" w:ascii="Times New Roman" w:hAnsi="Times New Roman" w:eastAsia="FangSong" w:cs="Times New Roman"/>
-        </w:rPr>
-        <w:t xml:space="preserve">不变化</w:t>
-      </w:r>
-      <w:r>
-        <w:rPr>
-          <w:rFonts w:ascii="Times New Roman" w:hAnsi="Times New Roman" w:eastAsia="Times New Roman" w:cs="Times New Roman"/>
-        </w:rPr>
-        <w:t xml:space="preserve">　</w:t>
-      </w:r>
-    </w:p>
-    <w:p>
-      <w:pPr>
-        <w:pStyle w:val="BodyText"/>
         <w:ind w:left="480" w:hanging="480"/>
-        <w:spacing w:before="0" w:after="180"/>
       </w:pPr>
       <w:r>
         <w:rPr>
@@ -27511,6 +27591,14 @@
         <w:tblStyle w:val="Table"/>
         <w:tblW w:type="pct" w:w="5000"/>
         <w:tblLayout w:type="fixed"/>
+        <w:tblBorders>
+          <w:top w:val="single" w:sz="12" w:space="0" w:color="000000"/>
+          <w:left w:val="none" w:sz="0" w:space="0" w:color="auto"/>
+          <w:bottom w:val="single" w:sz="12" w:space="0" w:color="000000"/>
+          <w:right w:val="none" w:sz="0" w:space="0" w:color="auto"/>
+          <w:insideH w:val="none" w:sz="0" w:space="0" w:color="auto"/>
+          <w:insideV w:val="none" w:sz="0" w:space="0" w:color="auto"/>
+        </w:tblBorders>
         <w:tblLook w:firstRow="1" w:lastRow="0" w:firstColumn="0" w:lastColumn="0" w:noHBand="0" w:noVBand="0" w:val="0020"/>
       </w:tblPr>
       <w:tblGrid>
@@ -27525,7 +27613,11 @@
           <w:tblHeader w:val="on"/>
         </w:trPr>
         <w:tc>
-          <w:tcPr/>
+          <w:tcPr>
+            <w:tcBorders>
+              <w:bottom w:val="single" w:sz="8" w:space="0" w:color="000000"/>
+            </w:tcBorders>
+          </w:tcPr>
           <w:p>
             <w:pPr>
               <w:pStyle w:val="Compact"/>
@@ -27541,7 +27633,11 @@
           </w:p>
         </w:tc>
         <w:tc>
-          <w:tcPr/>
+          <w:tcPr>
+            <w:tcBorders>
+              <w:bottom w:val="single" w:sz="8" w:space="0" w:color="000000"/>
+            </w:tcBorders>
+          </w:tcPr>
           <w:p>
             <w:pPr>
               <w:pStyle w:val="Compact"/>
@@ -27589,7 +27685,11 @@
           </w:p>
         </w:tc>
         <w:tc>
-          <w:tcPr/>
+          <w:tcPr>
+            <w:tcBorders>
+              <w:bottom w:val="single" w:sz="8" w:space="0" w:color="000000"/>
+            </w:tcBorders>
+          </w:tcPr>
           <w:p>
             <w:pPr>
               <w:pStyle w:val="Compact"/>
@@ -27649,7 +27749,11 @@
           </w:p>
         </w:tc>
         <w:tc>
-          <w:tcPr/>
+          <w:tcPr>
+            <w:tcBorders>
+              <w:bottom w:val="single" w:sz="8" w:space="0" w:color="000000"/>
+            </w:tcBorders>
+          </w:tcPr>
           <w:p>
             <w:pPr>
               <w:pStyle w:val="Compact"/>
@@ -27715,7 +27819,11 @@
           </w:p>
         </w:tc>
         <w:tc>
-          <w:tcPr/>
+          <w:tcPr>
+            <w:tcBorders>
+              <w:bottom w:val="single" w:sz="8" w:space="0" w:color="000000"/>
+            </w:tcBorders>
+          </w:tcPr>
           <w:p>
             <w:pPr>
               <w:pStyle w:val="Compact"/>
@@ -34856,6 +34964,14 @@
       <w:tblPr>
         <w:tblStyle w:val="Table"/>
         <w:tblW w:type="auto" w:w="0"/>
+        <w:tblBorders>
+          <w:top w:val="single" w:sz="12" w:space="0" w:color="000000"/>
+          <w:left w:val="none" w:sz="0" w:space="0" w:color="auto"/>
+          <w:bottom w:val="single" w:sz="12" w:space="0" w:color="000000"/>
+          <w:right w:val="none" w:sz="0" w:space="0" w:color="auto"/>
+          <w:insideH w:val="none" w:sz="0" w:space="0" w:color="auto"/>
+          <w:insideV w:val="none" w:sz="0" w:space="0" w:color="auto"/>
+        </w:tblBorders>
         <w:tblLook w:firstRow="1" w:lastRow="0" w:firstColumn="0" w:lastColumn="0" w:noHBand="0" w:noVBand="0" w:val="0020"/>
       </w:tblPr>
       <w:tblGrid>
@@ -34867,7 +34983,11 @@
           <w:tblHeader w:val="on"/>
         </w:trPr>
         <w:tc>
-          <w:tcPr/>
+          <w:tcPr>
+            <w:tcBorders>
+              <w:bottom w:val="single" w:sz="8" w:space="0" w:color="000000"/>
+            </w:tcBorders>
+          </w:tcPr>
           <w:p>
             <w:pPr>
               <w:pStyle w:val="Compact"/>
@@ -34883,7 +35003,11 @@
           </w:p>
         </w:tc>
         <w:tc>
-          <w:tcPr/>
+          <w:tcPr>
+            <w:tcBorders>
+              <w:bottom w:val="single" w:sz="8" w:space="0" w:color="000000"/>
+            </w:tcBorders>
+          </w:tcPr>
           <w:p>
             <w:pPr>
               <w:pStyle w:val="Compact"/>
@@ -36271,8 +36395,8 @@
     <w:p>
       <w:pPr>
         <w:pStyle w:val="BodyText"/>
+        <w:spacing w:before="0" w:after="0"/>
         <w:ind w:left="480" w:hanging="480"/>
-        <w:spacing w:after="0"/>
       </w:pPr>
       <w:r>
         <w:rPr>
@@ -36284,34 +36408,34 @@
     <w:p>
       <w:pPr>
         <w:pStyle w:val="BodyText"/>
+        <w:spacing w:before="0" w:after="0"/>
         <w:ind w:left="480" w:hanging="480"/>
+      </w:pPr>
+      <w:r>
+        <w:rPr>
+          <w:rFonts w:ascii="Times New Roman" w:hAnsi="Times New Roman" w:eastAsia="Times New Roman" w:cs="Times New Roman"/>
+        </w:rPr>
+        <w:t xml:space="preserve">B. 15.1%　</w:t>
+      </w:r>
+    </w:p>
+    <w:p>
+      <w:pPr>
+        <w:pStyle w:val="BodyText"/>
         <w:spacing w:before="0" w:after="0"/>
-      </w:pPr>
-      <w:r>
-        <w:rPr>
-          <w:rFonts w:ascii="Times New Roman" w:hAnsi="Times New Roman" w:eastAsia="Times New Roman" w:cs="Times New Roman"/>
-        </w:rPr>
-        <w:t xml:space="preserve">B. 15.1%　</w:t>
+        <w:ind w:left="480" w:hanging="480"/>
+      </w:pPr>
+      <w:r>
+        <w:rPr>
+          <w:rFonts w:ascii="Times New Roman" w:hAnsi="Times New Roman" w:eastAsia="Times New Roman" w:cs="Times New Roman"/>
+        </w:rPr>
+        <w:t xml:space="preserve">C. 30.2%　</w:t>
       </w:r>
     </w:p>
     <w:p>
       <w:pPr>
         <w:pStyle w:val="BodyText"/>
+        <w:spacing w:before="0" w:after="0"/>
         <w:ind w:left="480" w:hanging="480"/>
-        <w:spacing w:before="0" w:after="0"/>
-      </w:pPr>
-      <w:r>
-        <w:rPr>
-          <w:rFonts w:ascii="Times New Roman" w:hAnsi="Times New Roman" w:eastAsia="Times New Roman" w:cs="Times New Roman"/>
-        </w:rPr>
-        <w:t xml:space="preserve">C. 30.2%　</w:t>
-      </w:r>
-    </w:p>
-    <w:p>
-      <w:pPr>
-        <w:pStyle w:val="BodyText"/>
-        <w:ind w:left="480" w:hanging="480"/>
-        <w:spacing w:before="0" w:after="180"/>
       </w:pPr>
       <w:r>
         <w:rPr>
@@ -36861,8 +36985,8 @@
     <w:p>
       <w:pPr>
         <w:pStyle w:val="BodyText"/>
+        <w:spacing w:before="0" w:after="0"/>
         <w:ind w:left="480" w:hanging="480"/>
-        <w:spacing w:after="0"/>
       </w:pPr>
       <w:r>
         <w:rPr>
@@ -36923,8 +37047,8 @@
     <w:p>
       <w:pPr>
         <w:pStyle w:val="BodyText"/>
+        <w:spacing w:before="0" w:after="0"/>
         <w:ind w:left="480" w:hanging="480"/>
-        <w:spacing w:before="0" w:after="0"/>
       </w:pPr>
       <w:r>
         <w:rPr>
@@ -36985,8 +37109,8 @@
     <w:p>
       <w:pPr>
         <w:pStyle w:val="BodyText"/>
+        <w:spacing w:before="0" w:after="0"/>
         <w:ind w:left="480" w:hanging="480"/>
-        <w:spacing w:before="0" w:after="0"/>
       </w:pPr>
       <w:r>
         <w:rPr>
@@ -37047,8 +37171,8 @@
     <w:p>
       <w:pPr>
         <w:pStyle w:val="BodyText"/>
+        <w:spacing w:before="0" w:after="0"/>
         <w:ind w:left="480" w:hanging="480"/>
-        <w:spacing w:before="0" w:after="180"/>
       </w:pPr>
       <w:r>
         <w:rPr>
@@ -37503,8 +37627,8 @@
     <w:p>
       <w:pPr>
         <w:pStyle w:val="BodyText"/>
+        <w:spacing w:before="0" w:after="0"/>
         <w:ind w:left="480" w:hanging="480"/>
-        <w:spacing w:after="0"/>
       </w:pPr>
       <w:r>
         <w:rPr>
@@ -37516,34 +37640,34 @@
     <w:p>
       <w:pPr>
         <w:pStyle w:val="BodyText"/>
+        <w:spacing w:before="0" w:after="0"/>
         <w:ind w:left="480" w:hanging="480"/>
+      </w:pPr>
+      <w:r>
+        <w:rPr>
+          <w:rFonts w:ascii="Times New Roman" w:hAnsi="Times New Roman" w:eastAsia="Times New Roman" w:cs="Times New Roman"/>
+        </w:rPr>
+        <w:t xml:space="preserve">B. 30%　</w:t>
+      </w:r>
+    </w:p>
+    <w:p>
+      <w:pPr>
+        <w:pStyle w:val="BodyText"/>
         <w:spacing w:before="0" w:after="0"/>
-      </w:pPr>
-      <w:r>
-        <w:rPr>
-          <w:rFonts w:ascii="Times New Roman" w:hAnsi="Times New Roman" w:eastAsia="Times New Roman" w:cs="Times New Roman"/>
-        </w:rPr>
-        <w:t xml:space="preserve">B. 30%　</w:t>
+        <w:ind w:left="480" w:hanging="480"/>
+      </w:pPr>
+      <w:r>
+        <w:rPr>
+          <w:rFonts w:ascii="Times New Roman" w:hAnsi="Times New Roman" w:eastAsia="Times New Roman" w:cs="Times New Roman"/>
+        </w:rPr>
+        <w:t xml:space="preserve">C. 45%　</w:t>
       </w:r>
     </w:p>
     <w:p>
       <w:pPr>
         <w:pStyle w:val="BodyText"/>
+        <w:spacing w:before="0" w:after="0"/>
         <w:ind w:left="480" w:hanging="480"/>
-        <w:spacing w:before="0" w:after="0"/>
-      </w:pPr>
-      <w:r>
-        <w:rPr>
-          <w:rFonts w:ascii="Times New Roman" w:hAnsi="Times New Roman" w:eastAsia="Times New Roman" w:cs="Times New Roman"/>
-        </w:rPr>
-        <w:t xml:space="preserve">C. 45%　</w:t>
-      </w:r>
-    </w:p>
-    <w:p>
-      <w:pPr>
-        <w:pStyle w:val="BodyText"/>
-        <w:ind w:left="480" w:hanging="480"/>
-        <w:spacing w:before="0" w:after="180"/>
       </w:pPr>
       <w:r>
         <w:rPr>
@@ -37979,8 +38103,8 @@
     <w:p>
       <w:pPr>
         <w:pStyle w:val="BodyText"/>
+        <w:spacing w:before="0" w:after="0"/>
         <w:ind w:left="480" w:hanging="480"/>
-        <w:spacing w:after="0"/>
       </w:pPr>
       <w:r>
         <w:rPr>
@@ -38038,14 +38162,65 @@
     <w:p>
       <w:pPr>
         <w:pStyle w:val="BodyText"/>
+        <w:spacing w:before="0" w:after="0"/>
         <w:ind w:left="480" w:hanging="480"/>
+      </w:pPr>
+      <w:r>
+        <w:rPr>
+          <w:rFonts w:ascii="Times New Roman" w:hAnsi="Times New Roman" w:eastAsia="Times New Roman" w:cs="Times New Roman"/>
+        </w:rPr>
+        <w:t xml:space="preserve">B.</w:t>
+      </w:r>
+      <w:r>
+        <w:rPr>
+          <w:rFonts w:ascii="Times New Roman" w:hAnsi="Times New Roman" w:eastAsia="Times New Roman" w:cs="Times New Roman"/>
+        </w:rPr>
+        <w:t xml:space="preserve"> </w:t>
+      </w:r>
+      <m:oMath>
+        <m:r>
+          <m:t>26</m:t>
+        </m:r>
+        <m:r>
+          <m:t> </m:t>
+        </m:r>
+        <m:r>
+          <m:rPr>
+            <m:sty m:val="p"/>
+          </m:rPr>
+          <m:t>k</m:t>
+        </m:r>
+        <m:r>
+          <m:rPr>
+            <m:sty m:val="p"/>
+          </m:rPr>
+          <m:t>P</m:t>
+        </m:r>
+        <m:r>
+          <m:rPr>
+            <m:sty m:val="p"/>
+          </m:rPr>
+          <m:t>a</m:t>
+        </m:r>
+      </m:oMath>
+      <w:r>
+        <w:rPr>
+          <w:rFonts w:ascii="Times New Roman" w:hAnsi="Times New Roman" w:eastAsia="Times New Roman" w:cs="Times New Roman"/>
+        </w:rPr>
+        <w:t xml:space="preserve">　</w:t>
+      </w:r>
+    </w:p>
+    <w:p>
+      <w:pPr>
+        <w:pStyle w:val="BodyText"/>
         <w:spacing w:before="0" w:after="0"/>
-      </w:pPr>
-      <w:r>
-        <w:rPr>
-          <w:rFonts w:ascii="Times New Roman" w:hAnsi="Times New Roman" w:eastAsia="Times New Roman" w:cs="Times New Roman"/>
-        </w:rPr>
-        <w:t xml:space="preserve">B.</w:t>
+        <w:ind w:left="480" w:hanging="480"/>
+      </w:pPr>
+      <w:r>
+        <w:rPr>
+          <w:rFonts w:ascii="Times New Roman" w:hAnsi="Times New Roman" w:eastAsia="Times New Roman" w:cs="Times New Roman"/>
+        </w:rPr>
+        <w:t xml:space="preserve">C.</w:t>
       </w:r>
       <w:r>
         <w:rPr>
@@ -38055,7 +38230,7 @@
       </w:r>
       <m:oMath>
         <m:r>
-          <m:t>26</m:t>
+          <m:t>53</m:t>
         </m:r>
         <m:r>
           <m:t> </m:t>
@@ -38089,59 +38264,8 @@
     <w:p>
       <w:pPr>
         <w:pStyle w:val="BodyText"/>
+        <w:spacing w:before="0" w:after="0"/>
         <w:ind w:left="480" w:hanging="480"/>
-        <w:spacing w:before="0" w:after="0"/>
-      </w:pPr>
-      <w:r>
-        <w:rPr>
-          <w:rFonts w:ascii="Times New Roman" w:hAnsi="Times New Roman" w:eastAsia="Times New Roman" w:cs="Times New Roman"/>
-        </w:rPr>
-        <w:t xml:space="preserve">C.</w:t>
-      </w:r>
-      <w:r>
-        <w:rPr>
-          <w:rFonts w:ascii="Times New Roman" w:hAnsi="Times New Roman" w:eastAsia="Times New Roman" w:cs="Times New Roman"/>
-        </w:rPr>
-        <w:t xml:space="preserve"> </w:t>
-      </w:r>
-      <m:oMath>
-        <m:r>
-          <m:t>53</m:t>
-        </m:r>
-        <m:r>
-          <m:t> </m:t>
-        </m:r>
-        <m:r>
-          <m:rPr>
-            <m:sty m:val="p"/>
-          </m:rPr>
-          <m:t>k</m:t>
-        </m:r>
-        <m:r>
-          <m:rPr>
-            <m:sty m:val="p"/>
-          </m:rPr>
-          <m:t>P</m:t>
-        </m:r>
-        <m:r>
-          <m:rPr>
-            <m:sty m:val="p"/>
-          </m:rPr>
-          <m:t>a</m:t>
-        </m:r>
-      </m:oMath>
-      <w:r>
-        <w:rPr>
-          <w:rFonts w:ascii="Times New Roman" w:hAnsi="Times New Roman" w:eastAsia="Times New Roman" w:cs="Times New Roman"/>
-        </w:rPr>
-        <w:t xml:space="preserve">　</w:t>
-      </w:r>
-    </w:p>
-    <w:p>
-      <w:pPr>
-        <w:pStyle w:val="BodyText"/>
-        <w:ind w:left="480" w:hanging="480"/>
-        <w:spacing w:before="0" w:after="180"/>
       </w:pPr>
       <w:r>
         <w:rPr>
@@ -39200,8 +39324,8 @@
     <w:p>
       <w:pPr>
         <w:pStyle w:val="BodyText"/>
+        <w:spacing w:before="0" w:after="0"/>
         <w:ind w:left="480" w:hanging="480"/>
-        <w:spacing w:after="0"/>
       </w:pPr>
       <w:r>
         <w:rPr>
@@ -39347,8 +39471,8 @@
     <w:p>
       <w:pPr>
         <w:pStyle w:val="BodyText"/>
+        <w:spacing w:before="0" w:after="0"/>
         <w:ind w:left="480" w:hanging="480"/>
-        <w:spacing w:before="0" w:after="0"/>
       </w:pPr>
       <w:r>
         <w:rPr>
@@ -39468,8 +39592,8 @@
     <w:p>
       <w:pPr>
         <w:pStyle w:val="BodyText"/>
+        <w:spacing w:before="0" w:after="0"/>
         <w:ind w:left="480" w:hanging="480"/>
-        <w:spacing w:before="0" w:after="0"/>
       </w:pPr>
       <w:r>
         <w:rPr>
@@ -39589,8 +39713,8 @@
     <w:p>
       <w:pPr>
         <w:pStyle w:val="BodyText"/>
+        <w:spacing w:before="0" w:after="0"/>
         <w:ind w:left="480" w:hanging="480"/>
-        <w:spacing w:before="0" w:after="180"/>
       </w:pPr>
       <w:r>
         <w:rPr>
@@ -40659,7 +40783,7 @@
     <ns0:rPr>
       <ns0:rFonts ns0:ascii="Times New Roman" ns0:cs="Times New Roman" ns0:eastAsia="SimHei" ns0:hAnsi="Times New Roman"/>
       <ns0:b/>
-      <ns0:color ns0:val="17324D"/>
+      <ns0:color ns0:val="000000"/>
       <ns0:sz ns0:val="44"/>
       <ns0:szCs ns0:val="56"/>
     </ns0:rPr>
@@ -40801,7 +40925,7 @@
     <ns0:rPr>
       <ns0:rFonts ns0:ascii="Times New Roman" ns0:cs="Times New Roman" ns0:eastAsia="SimHei" ns0:hAnsi="Times New Roman"/>
       <ns0:b/>
-      <ns0:color ns0:val="17324D"/>
+      <ns0:color ns0:val="000000"/>
       <ns0:sz ns0:val="32"/>
       <ns0:szCs ns0:val="40"/>
     </ns0:rPr>
@@ -40825,7 +40949,7 @@
     <ns0:rPr>
       <ns0:rFonts ns0:ascii="Times New Roman" ns0:cs="Times New Roman" ns0:eastAsia="SimHei" ns0:hAnsi="Times New Roman"/>
       <ns0:b/>
-      <ns0:color ns0:val="17324D"/>
+      <ns0:color ns0:val="000000"/>
       <ns0:sz ns0:val="28"/>
       <ns0:szCs ns0:val="32"/>
     </ns0:rPr>
@@ -40849,7 +40973,7 @@
     <ns0:rPr>
       <ns0:rFonts ns0:ascii="Times New Roman" ns0:cs="Times New Roman" ns0:eastAsia="SimHei" ns0:hAnsi="Times New Roman"/>
       <ns0:b/>
-      <ns0:color ns0:val="17324D"/>
+      <ns0:color ns0:val="000000"/>
       <ns0:sz ns0:val="25"/>
       <ns0:szCs ns0:val="28"/>
     </ns0:rPr>
